--- a/docx/07-enrutamiento-estatico/07-enrutamiento-estatico.docx
+++ b/docx/07-enrutamiento-estatico/07-enrutamiento-estatico.docx
@@ -10673,7 +10673,7 @@
         <w:t xml:space="preserve"> </w:t>
       </w:r>
       <w:r>
-        <w:t xml:space="preserve">sin rutas, un router no es más que un switch caro — el ⭐ Sé el Router del cierre lo pone en escena.</w:t>
+        <w:t xml:space="preserve">sin rutas, un router no es más que un switch caro — el ⭐ Sé el Paquete del cierre lo pone en escena.</w:t>
       </w:r>
     </w:p>
     <w:p>
